--- a/eva-proyecto/plantillas/MATERIAL_ENTRENAMIENTO_SESION_1.docx
+++ b/eva-proyecto/plantillas/MATERIAL_ENTRENAMIENTO_SESION_1.docx
@@ -5,70 +5,89 @@
     <w:p/>
     <w:p/>
     <w:p/>
+    <w:p/>
+    <w:p/>
+    <w:p/>
     <w:p>
       <w:pPr>
+        <w:spacing w:after="120"/>
         <w:jc w:val="center"/>
       </w:pPr>
       <w:r>
         <w:rPr>
-          <w:b/>
+          <w:rFonts w:ascii="Calibri" w:hAnsi="Calibri"/>
+          <w:b w:val="0"/>
+          <w:i w:val="0"/>
           <w:color w:val="1D293D"/>
-          <w:sz w:val="28"/>
+          <w:sz w:val="22"/>
         </w:rPr>
         <w:t>HOSPITAL UNIVERSITARIO DEL VALLE</w:t>
       </w:r>
     </w:p>
     <w:p>
       <w:pPr>
+        <w:spacing w:after="120"/>
         <w:jc w:val="center"/>
       </w:pPr>
       <w:r>
         <w:rPr>
-          <w:color w:val="374751"/>
-          <w:sz w:val="22"/>
+          <w:rFonts w:ascii="Calibri" w:hAnsi="Calibri"/>
+          <w:b w:val="0"/>
+          <w:i w:val="0"/>
+          <w:color w:val="1D293D"/>
+          <w:sz w:val="20"/>
         </w:rPr>
-        <w:t>EVA — Sistema de Gestión de Equipos Médicos e Industriales</w:t>
-      </w:r>
-    </w:p>
-    <w:p/>
-    <w:p/>
-    <w:p>
-      <w:pPr>
-        <w:jc w:val="center"/>
-      </w:pPr>
-      <w:r>
-        <w:rPr>
-          <w:b/>
-          <w:color w:val="1D6FBF"/>
-          <w:sz w:val="40"/>
-        </w:rPr>
-        <w:t>MATERIAL DE ENTRENAMIENTO</w:t>
-      </w:r>
-    </w:p>
-    <w:p>
-      <w:pPr>
-        <w:jc w:val="center"/>
-      </w:pPr>
-      <w:r>
-        <w:rPr>
-          <w:color w:val="374751"/>
-          <w:sz w:val="24"/>
-        </w:rPr>
-        <w:t>Sesión 1: Acceso, Navegación y Gestión de Equipos</w:t>
+        <w:t>«Evaristo García» E.S.E.</w:t>
       </w:r>
     </w:p>
     <w:p/>
     <w:p>
       <w:pPr>
+        <w:spacing w:after="120"/>
         <w:jc w:val="center"/>
       </w:pPr>
       <w:r>
         <w:rPr>
-          <w:i/>
-          <w:color w:val="374751"/>
+          <w:rFonts w:ascii="Calibri" w:hAnsi="Calibri"/>
+          <w:b/>
+          <w:i w:val="0"/>
+          <w:color w:val="1D293D"/>
+          <w:sz w:val="44"/>
+        </w:rPr>
+        <w:t>MATERIAL DE ENTRENAMIENTO — SESIÓN 1</w:t>
+      </w:r>
+    </w:p>
+    <w:p>
+      <w:pPr>
+        <w:spacing w:after="120"/>
+        <w:jc w:val="center"/>
+      </w:pPr>
+      <w:r>
+        <w:rPr>
+          <w:rFonts w:ascii="Calibri" w:hAnsi="Calibri"/>
+          <w:b w:val="0"/>
+          <w:i w:val="0"/>
+          <w:color w:val="333333"/>
           <w:sz w:val="20"/>
         </w:rPr>
-        <w:t>Versión 2.0.0  |  Mayo 2026</w:t>
+        <w:t>Sistema EVA — Introducción y Módulo de Equipos</w:t>
+      </w:r>
+    </w:p>
+    <w:p/>
+    <w:p>
+      <w:pPr>
+        <w:spacing w:after="120"/>
+        <w:jc w:val="center"/>
+      </w:pPr>
+      <w:r>
+        <w:rPr>
+          <w:rFonts w:ascii="Calibri" w:hAnsi="Calibri"/>
+          <w:b w:val="0"/>
+          <w:i w:val="0"/>
+          <w:color w:val="333333"/>
+          <w:sz w:val="20"/>
+        </w:rPr>
+        <w:t>Versión 2.0.0  ·  Mayo 2026</w:t>
       </w:r>
     </w:p>
     <w:p>
@@ -77,109 +96,263 @@
       </w:r>
     </w:p>
     <w:p>
-      <w:r>
-        <w:rPr>
-          <w:b/>
-        </w:rPr>
-        <w:t xml:space="preserve">Duración: </w:t>
-      </w:r>
-      <w:r>
-        <w:rPr>
-          <w:sz w:val="20"/>
-        </w:rPr>
-        <w:t xml:space="preserve">3 horas  |  </w:t>
-      </w:r>
-      <w:r>
-        <w:rPr>
-          <w:b/>
-        </w:rPr>
-        <w:t xml:space="preserve">Audiencia: </w:t>
-      </w:r>
-      <w:r>
-        <w:rPr>
-          <w:sz w:val="20"/>
-        </w:rPr>
-        <w:t>Técnicos de mantenimiento biomédico, coordinadores de área</w:t>
-      </w:r>
-    </w:p>
-    <w:p/>
-    <w:p>
       <w:pPr>
-        <w:pStyle w:val="Heading1"/>
+        <w:spacing w:before="280" w:after="80"/>
       </w:pPr>
       <w:r>
         <w:rPr>
-          <w:color w:val="1D6FBF"/>
+          <w:rFonts w:ascii="Calibri" w:hAnsi="Calibri"/>
+          <w:b/>
+          <w:i w:val="0"/>
+          <w:color w:val="1D293D"/>
+          <w:sz w:val="28"/>
         </w:rPr>
-        <w:t>Objetivos de la Sesión 1</w:t>
+        <w:t>1. Objetivos de la sesión</w:t>
       </w:r>
     </w:p>
     <w:p>
+      <w:pPr>
+        <w:spacing w:after="80"/>
+      </w:pPr>
       <w:r>
         <w:rPr>
+          <w:rFonts w:ascii="Calibri" w:hAnsi="Calibri"/>
+          <w:b w:val="0"/>
+          <w:i w:val="0"/>
+          <w:color w:val="333333"/>
           <w:sz w:val="20"/>
         </w:rPr>
-        <w:t>✅  Acceder al sistema EVA con credenciales propias</w:t>
+        <w:t>Después de esta sesión, usted será capaz de:</w:t>
       </w:r>
     </w:p>
     <w:p>
+      <w:pPr>
+        <w:pStyle w:val="ListBullet"/>
+        <w:spacing w:after="40"/>
+        <w:ind w:left="283"/>
+      </w:pPr>
       <w:r>
         <w:rPr>
+          <w:rFonts w:ascii="Calibri" w:hAnsi="Calibri"/>
+          <w:b w:val="0"/>
+          <w:i w:val="0"/>
+          <w:color w:val="333333"/>
           <w:sz w:val="20"/>
         </w:rPr>
-        <w:t>✅  Navegar de forma fluida por los módulos principales</w:t>
+        <w:t>Acceder correctamente al sistema EVA usando sus credenciales.</w:t>
       </w:r>
     </w:p>
     <w:p>
+      <w:pPr>
+        <w:pStyle w:val="ListBullet"/>
+        <w:spacing w:after="40"/>
+        <w:ind w:left="283"/>
+      </w:pPr>
       <w:r>
         <w:rPr>
+          <w:rFonts w:ascii="Calibri" w:hAnsi="Calibri"/>
+          <w:b w:val="0"/>
+          <w:i w:val="0"/>
+          <w:color w:val="333333"/>
           <w:sz w:val="20"/>
         </w:rPr>
-        <w:t>✅  Consultar el inventario de equipos biomédicos e industriales</w:t>
+        <w:t>Navegar la interfaz y entender el propósito de cada módulo principal.</w:t>
       </w:r>
     </w:p>
     <w:p>
+      <w:pPr>
+        <w:pStyle w:val="ListBullet"/>
+        <w:spacing w:after="40"/>
+        <w:ind w:left="283"/>
+      </w:pPr>
       <w:r>
         <w:rPr>
+          <w:rFonts w:ascii="Calibri" w:hAnsi="Calibri"/>
+          <w:b w:val="0"/>
+          <w:i w:val="0"/>
+          <w:color w:val="333333"/>
           <w:sz w:val="20"/>
         </w:rPr>
-        <w:t>✅  Ver la ficha técnica completa de un equipo</w:t>
+        <w:t>Consultar información de un equipo biomédico o industrial.</w:t>
       </w:r>
     </w:p>
     <w:p>
+      <w:pPr>
+        <w:pStyle w:val="ListBullet"/>
+        <w:spacing w:after="40"/>
+        <w:ind w:left="283"/>
+      </w:pPr>
       <w:r>
         <w:rPr>
+          <w:rFonts w:ascii="Calibri" w:hAnsi="Calibri"/>
+          <w:b w:val="0"/>
+          <w:i w:val="0"/>
+          <w:color w:val="333333"/>
           <w:sz w:val="20"/>
         </w:rPr>
-        <w:t>✅  Agregar y editar equipos en el sistema</w:t>
+        <w:t>Realizar búsquedas avanzadas con filtros y criterios múltiples.</w:t>
       </w:r>
     </w:p>
     <w:p>
+      <w:pPr>
+        <w:pStyle w:val="ListBullet"/>
+        <w:spacing w:after="40"/>
+        <w:ind w:left="283"/>
+      </w:pPr>
       <w:r>
         <w:rPr>
+          <w:rFonts w:ascii="Calibri" w:hAnsi="Calibri"/>
+          <w:b w:val="0"/>
+          <w:i w:val="0"/>
+          <w:color w:val="333333"/>
           <w:sz w:val="20"/>
         </w:rPr>
-        <w:t>✅  Utilizar los filtros de búsqueda avanzada</w:t>
+        <w:t>Descargar fichas técnicas en PDF y exportar datos a Excel.</w:t>
       </w:r>
     </w:p>
     <w:p>
-      <w:r>
-        <w:rPr>
-          <w:sz w:val="20"/>
-        </w:rPr>
-        <w:t>✅  Exportar listados de equipos a Excel</w:t>
-      </w:r>
-    </w:p>
-    <w:p/>
-    <w:p>
       <w:pPr>
-        <w:pStyle w:val="Heading1"/>
+        <w:spacing w:before="280" w:after="80"/>
       </w:pPr>
       <w:r>
         <w:rPr>
-          <w:color w:val="1D6FBF"/>
+          <w:rFonts w:ascii="Calibri" w:hAnsi="Calibri"/>
+          <w:b/>
+          <w:i w:val="0"/>
+          <w:color w:val="1D293D"/>
+          <w:sz w:val="28"/>
         </w:rPr>
-        <w:t>Agenda</w:t>
+        <w:t>2. ¿Qué es EVA?</w:t>
+      </w:r>
+    </w:p>
+    <w:p>
+      <w:pPr>
+        <w:spacing w:after="80"/>
+      </w:pPr>
+      <w:r>
+        <w:rPr>
+          <w:rFonts w:ascii="Calibri" w:hAnsi="Calibri"/>
+          <w:b w:val="0"/>
+          <w:i w:val="0"/>
+          <w:color w:val="333333"/>
+          <w:sz w:val="20"/>
+        </w:rPr>
+        <w:t>EVA es el sistema centralizado de gestión de equipos médicos e industriales del HUV. Fue diseñado para reemplazar los procesos manuales anteriores y proporcionar:</w:t>
+      </w:r>
+    </w:p>
+    <w:p>
+      <w:pPr>
+        <w:pStyle w:val="ListBullet"/>
+        <w:spacing w:after="40"/>
+        <w:ind w:left="283"/>
+      </w:pPr>
+      <w:r>
+        <w:rPr>
+          <w:rFonts w:ascii="Calibri" w:hAnsi="Calibri"/>
+          <w:b w:val="0"/>
+          <w:i w:val="0"/>
+          <w:color w:val="333333"/>
+          <w:sz w:val="20"/>
+        </w:rPr>
+        <w:t>Inventario digital unificado de más de 9.700 equipos.</w:t>
+      </w:r>
+    </w:p>
+    <w:p>
+      <w:pPr>
+        <w:pStyle w:val="ListBullet"/>
+        <w:spacing w:after="40"/>
+        <w:ind w:left="283"/>
+      </w:pPr>
+      <w:r>
+        <w:rPr>
+          <w:rFonts w:ascii="Calibri" w:hAnsi="Calibri"/>
+          <w:b w:val="0"/>
+          <w:i w:val="0"/>
+          <w:color w:val="333333"/>
+          <w:sz w:val="20"/>
+        </w:rPr>
+        <w:t>Registro automático de mantenimientos preventivos y correctivos.</w:t>
+      </w:r>
+    </w:p>
+    <w:p>
+      <w:pPr>
+        <w:pStyle w:val="ListBullet"/>
+        <w:spacing w:after="40"/>
+        <w:ind w:left="283"/>
+      </w:pPr>
+      <w:r>
+        <w:rPr>
+          <w:rFonts w:ascii="Calibri" w:hAnsi="Calibri"/>
+          <w:b w:val="0"/>
+          <w:i w:val="0"/>
+          <w:color w:val="333333"/>
+          <w:sz w:val="20"/>
+        </w:rPr>
+        <w:t>Control de calibraciones y vigencia INVIMA.</w:t>
+      </w:r>
+    </w:p>
+    <w:p>
+      <w:pPr>
+        <w:pStyle w:val="ListBullet"/>
+        <w:spacing w:after="40"/>
+        <w:ind w:left="283"/>
+      </w:pPr>
+      <w:r>
+        <w:rPr>
+          <w:rFonts w:ascii="Calibri" w:hAnsi="Calibri"/>
+          <w:b w:val="0"/>
+          <w:i w:val="0"/>
+          <w:color w:val="333333"/>
+          <w:sz w:val="20"/>
+        </w:rPr>
+        <w:t>Sistema de tickets para órdenes de trabajo.</w:t>
+      </w:r>
+    </w:p>
+    <w:p>
+      <w:pPr>
+        <w:pStyle w:val="ListBullet"/>
+        <w:spacing w:after="40"/>
+        <w:ind w:left="283"/>
+      </w:pPr>
+      <w:r>
+        <w:rPr>
+          <w:rFonts w:ascii="Calibri" w:hAnsi="Calibri"/>
+          <w:b w:val="0"/>
+          <w:i w:val="0"/>
+          <w:color w:val="333333"/>
+          <w:sz w:val="20"/>
+        </w:rPr>
+        <w:t>Reportes y estadísticas en tiempo real.</w:t>
+      </w:r>
+    </w:p>
+    <w:p>
+      <w:pPr>
+        <w:spacing w:before="280" w:after="80"/>
+      </w:pPr>
+      <w:r>
+        <w:rPr>
+          <w:rFonts w:ascii="Calibri" w:hAnsi="Calibri"/>
+          <w:b/>
+          <w:i w:val="0"/>
+          <w:color w:val="1D293D"/>
+          <w:sz w:val="28"/>
+        </w:rPr>
+        <w:t>3. Acceso al sistema</w:t>
+      </w:r>
+    </w:p>
+    <w:p>
+      <w:pPr>
+        <w:spacing w:after="80"/>
+      </w:pPr>
+      <w:r>
+        <w:rPr>
+          <w:rFonts w:ascii="Calibri" w:hAnsi="Calibri"/>
+          <w:b w:val="0"/>
+          <w:i w:val="0"/>
+          <w:color w:val="333333"/>
+          <w:sz w:val="20"/>
+        </w:rPr>
+        <w:t>Tabla 1. Instrucciones para acceder al sistema.</w:t>
       </w:r>
     </w:p>
     <w:tbl>
@@ -190,45 +363,43 @@
         <w:tblLook w:firstColumn="1" w:firstRow="1" w:lastColumn="0" w:lastRow="0" w:noHBand="0" w:noVBand="1" w:val="04A0"/>
       </w:tblPr>
       <w:tblGrid>
-        <w:gridCol w:w="4320"/>
-        <w:gridCol w:w="4320"/>
+        <w:gridCol w:w="4561"/>
+        <w:gridCol w:w="4561"/>
       </w:tblGrid>
       <w:tr>
         <w:tc>
           <w:tcPr>
-            <w:tcW w:type="dxa" w:w="2268"/>
-            <w:shd w:val="clear" w:color="auto" w:fill="1D293D"/>
+            <w:tcW w:type="dxa" w:w="1134"/>
+            <w:shd w:fill="1D293D"/>
           </w:tcPr>
           <w:p>
-            <w:pPr>
-              <w:jc w:val="center"/>
-            </w:pPr>
             <w:r>
               <w:rPr>
+                <w:rFonts w:ascii="Calibri" w:hAnsi="Calibri"/>
                 <w:b/>
+                <w:i w:val="0"/>
                 <w:color w:val="FFFFFF"/>
                 <w:sz w:val="18"/>
               </w:rPr>
-              <w:t>Tiempo</w:t>
+              <w:t>Paso</w:t>
             </w:r>
           </w:p>
         </w:tc>
         <w:tc>
           <w:tcPr>
-            <w:tcW w:type="dxa" w:w="6803"/>
-            <w:shd w:val="clear" w:color="auto" w:fill="1D293D"/>
+            <w:tcW w:type="dxa" w:w="8504"/>
+            <w:shd w:fill="1D293D"/>
           </w:tcPr>
           <w:p>
-            <w:pPr>
-              <w:jc w:val="center"/>
-            </w:pPr>
             <w:r>
               <w:rPr>
+                <w:rFonts w:ascii="Calibri" w:hAnsi="Calibri"/>
                 <w:b/>
+                <w:i w:val="0"/>
                 <w:color w:val="FFFFFF"/>
                 <w:sz w:val="18"/>
               </w:rPr>
-              <w:t>Tema</w:t>
+              <w:t>Acción</w:t>
             </w:r>
           </w:p>
         </w:tc>
@@ -236,29 +407,37 @@
       <w:tr>
         <w:tc>
           <w:tcPr>
-            <w:tcW w:type="dxa" w:w="2268"/>
-            <w:shd w:val="clear" w:color="auto" w:fill="EEF2F7"/>
+            <w:tcW w:type="dxa" w:w="1134"/>
+            <w:shd w:fill="F2F6FB"/>
           </w:tcPr>
           <w:p>
             <w:r>
               <w:rPr>
+                <w:rFonts w:ascii="Calibri" w:hAnsi="Calibri"/>
+                <w:b w:val="0"/>
+                <w:i w:val="0"/>
+                <w:color w:val="333333"/>
                 <w:sz w:val="18"/>
               </w:rPr>
-              <w:t>0:00 – 0:20</w:t>
+              <w:t>1</w:t>
             </w:r>
           </w:p>
         </w:tc>
         <w:tc>
           <w:tcPr>
-            <w:tcW w:type="dxa" w:w="6803"/>
-            <w:shd w:val="clear" w:color="auto" w:fill="EEF2F7"/>
+            <w:tcW w:type="dxa" w:w="8504"/>
+            <w:shd w:fill="F2F6FB"/>
           </w:tcPr>
           <w:p>
             <w:r>
               <w:rPr>
+                <w:rFonts w:ascii="Calibri" w:hAnsi="Calibri"/>
+                <w:b w:val="0"/>
+                <w:i w:val="0"/>
+                <w:color w:val="333333"/>
                 <w:sz w:val="18"/>
               </w:rPr>
-              <w:t>Presentación del sistema EVA y su propósito</w:t>
+              <w:t>Abra un navegador web (Chrome, Firefox, Safari, Edge).</w:t>
             </w:r>
           </w:p>
         </w:tc>
@@ -266,29 +445,37 @@
       <w:tr>
         <w:tc>
           <w:tcPr>
-            <w:tcW w:type="dxa" w:w="2268"/>
-            <w:shd w:val="clear" w:color="auto" w:fill="FFFFFF"/>
+            <w:tcW w:type="dxa" w:w="1134"/>
+            <w:shd w:fill="FFFFFF"/>
           </w:tcPr>
           <w:p>
             <w:r>
               <w:rPr>
+                <w:rFonts w:ascii="Calibri" w:hAnsi="Calibri"/>
+                <w:b w:val="0"/>
+                <w:i w:val="0"/>
+                <w:color w:val="333333"/>
                 <w:sz w:val="18"/>
               </w:rPr>
-              <w:t>0:20 – 0:40</w:t>
+              <w:t>2</w:t>
             </w:r>
           </w:p>
         </w:tc>
         <w:tc>
           <w:tcPr>
-            <w:tcW w:type="dxa" w:w="6803"/>
-            <w:shd w:val="clear" w:color="auto" w:fill="FFFFFF"/>
+            <w:tcW w:type="dxa" w:w="8504"/>
+            <w:shd w:fill="FFFFFF"/>
           </w:tcPr>
           <w:p>
             <w:r>
               <w:rPr>
+                <w:rFonts w:ascii="Calibri" w:hAnsi="Calibri"/>
+                <w:b w:val="0"/>
+                <w:i w:val="0"/>
+                <w:color w:val="333333"/>
                 <w:sz w:val="18"/>
               </w:rPr>
-              <w:t>Acceso, login y navegación general</w:t>
+              <w:t>Ingrese eva2.huv.gov.co en la barra de dirección.</w:t>
             </w:r>
           </w:p>
         </w:tc>
@@ -296,29 +483,37 @@
       <w:tr>
         <w:tc>
           <w:tcPr>
-            <w:tcW w:type="dxa" w:w="2268"/>
-            <w:shd w:val="clear" w:color="auto" w:fill="EEF2F7"/>
+            <w:tcW w:type="dxa" w:w="1134"/>
+            <w:shd w:fill="F2F6FB"/>
           </w:tcPr>
           <w:p>
             <w:r>
               <w:rPr>
+                <w:rFonts w:ascii="Calibri" w:hAnsi="Calibri"/>
+                <w:b w:val="0"/>
+                <w:i w:val="0"/>
+                <w:color w:val="333333"/>
                 <w:sz w:val="18"/>
               </w:rPr>
-              <w:t>0:40 – 1:10</w:t>
+              <w:t>3</w:t>
             </w:r>
           </w:p>
         </w:tc>
         <w:tc>
           <w:tcPr>
-            <w:tcW w:type="dxa" w:w="6803"/>
-            <w:shd w:val="clear" w:color="auto" w:fill="EEF2F7"/>
+            <w:tcW w:type="dxa" w:w="8504"/>
+            <w:shd w:fill="F2F6FB"/>
           </w:tcPr>
           <w:p>
             <w:r>
               <w:rPr>
+                <w:rFonts w:ascii="Calibri" w:hAnsi="Calibri"/>
+                <w:b w:val="0"/>
+                <w:i w:val="0"/>
+                <w:color w:val="333333"/>
                 <w:sz w:val="18"/>
               </w:rPr>
-              <w:t>Módulo Equipos Biomédicos: consulta y búsqueda</w:t>
+              <w:t>Ingrese su correo electrónico registrado en el sistema.</w:t>
             </w:r>
           </w:p>
         </w:tc>
@@ -326,29 +521,37 @@
       <w:tr>
         <w:tc>
           <w:tcPr>
-            <w:tcW w:type="dxa" w:w="2268"/>
-            <w:shd w:val="clear" w:color="auto" w:fill="FFFFFF"/>
+            <w:tcW w:type="dxa" w:w="1134"/>
+            <w:shd w:fill="FFFFFF"/>
           </w:tcPr>
           <w:p>
             <w:r>
               <w:rPr>
+                <w:rFonts w:ascii="Calibri" w:hAnsi="Calibri"/>
+                <w:b w:val="0"/>
+                <w:i w:val="0"/>
+                <w:color w:val="333333"/>
                 <w:sz w:val="18"/>
               </w:rPr>
-              <w:t>1:10 – 1:30</w:t>
+              <w:t>4</w:t>
             </w:r>
           </w:p>
         </w:tc>
         <w:tc>
           <w:tcPr>
-            <w:tcW w:type="dxa" w:w="6803"/>
-            <w:shd w:val="clear" w:color="auto" w:fill="FFFFFF"/>
+            <w:tcW w:type="dxa" w:w="8504"/>
+            <w:shd w:fill="FFFFFF"/>
           </w:tcPr>
           <w:p>
             <w:r>
               <w:rPr>
+                <w:rFonts w:ascii="Calibri" w:hAnsi="Calibri"/>
+                <w:b w:val="0"/>
+                <w:i w:val="0"/>
+                <w:color w:val="333333"/>
                 <w:sz w:val="18"/>
               </w:rPr>
-              <w:t>Descanso</w:t>
+              <w:t>Ingrese su contraseña personal.</w:t>
             </w:r>
           </w:p>
         </w:tc>
@@ -356,29 +559,37 @@
       <w:tr>
         <w:tc>
           <w:tcPr>
-            <w:tcW w:type="dxa" w:w="2268"/>
-            <w:shd w:val="clear" w:color="auto" w:fill="EEF2F7"/>
+            <w:tcW w:type="dxa" w:w="1134"/>
+            <w:shd w:fill="F2F6FB"/>
           </w:tcPr>
           <w:p>
             <w:r>
               <w:rPr>
+                <w:rFonts w:ascii="Calibri" w:hAnsi="Calibri"/>
+                <w:b w:val="0"/>
+                <w:i w:val="0"/>
+                <w:color w:val="333333"/>
                 <w:sz w:val="18"/>
               </w:rPr>
-              <w:t>1:30 – 2:00</w:t>
+              <w:t>5</w:t>
             </w:r>
           </w:p>
         </w:tc>
         <w:tc>
           <w:tcPr>
-            <w:tcW w:type="dxa" w:w="6803"/>
-            <w:shd w:val="clear" w:color="auto" w:fill="EEF2F7"/>
+            <w:tcW w:type="dxa" w:w="8504"/>
+            <w:shd w:fill="F2F6FB"/>
           </w:tcPr>
           <w:p>
             <w:r>
               <w:rPr>
+                <w:rFonts w:ascii="Calibri" w:hAnsi="Calibri"/>
+                <w:b w:val="0"/>
+                <w:i w:val="0"/>
+                <w:color w:val="333333"/>
                 <w:sz w:val="18"/>
               </w:rPr>
-              <w:t>Ficha técnica de equipo: detalle y campos</w:t>
+              <w:t>Haga clic en el botón 'Iniciar sesión'.</w:t>
             </w:r>
           </w:p>
         </w:tc>
@@ -386,89 +597,37 @@
       <w:tr>
         <w:tc>
           <w:tcPr>
-            <w:tcW w:type="dxa" w:w="2268"/>
-            <w:shd w:val="clear" w:color="auto" w:fill="FFFFFF"/>
+            <w:tcW w:type="dxa" w:w="1134"/>
+            <w:shd w:fill="FFFFFF"/>
           </w:tcPr>
           <w:p>
             <w:r>
               <w:rPr>
+                <w:rFonts w:ascii="Calibri" w:hAnsi="Calibri"/>
+                <w:b w:val="0"/>
+                <w:i w:val="0"/>
+                <w:color w:val="333333"/>
                 <w:sz w:val="18"/>
               </w:rPr>
-              <w:t>2:00 – 2:30</w:t>
+              <w:t>6</w:t>
             </w:r>
           </w:p>
         </w:tc>
         <w:tc>
           <w:tcPr>
-            <w:tcW w:type="dxa" w:w="6803"/>
-            <w:shd w:val="clear" w:color="auto" w:fill="FFFFFF"/>
+            <w:tcW w:type="dxa" w:w="8504"/>
+            <w:shd w:fill="FFFFFF"/>
           </w:tcPr>
           <w:p>
             <w:r>
               <w:rPr>
+                <w:rFonts w:ascii="Calibri" w:hAnsi="Calibri"/>
+                <w:b w:val="0"/>
+                <w:i w:val="0"/>
+                <w:color w:val="333333"/>
                 <w:sz w:val="18"/>
               </w:rPr>
-              <w:t>Agregar y editar equipos</w:t>
-            </w:r>
-          </w:p>
-        </w:tc>
-      </w:tr>
-      <w:tr>
-        <w:tc>
-          <w:tcPr>
-            <w:tcW w:type="dxa" w:w="2268"/>
-            <w:shd w:val="clear" w:color="auto" w:fill="EEF2F7"/>
-          </w:tcPr>
-          <w:p>
-            <w:r>
-              <w:rPr>
-                <w:sz w:val="18"/>
-              </w:rPr>
-              <w:t>2:30 – 2:50</w:t>
-            </w:r>
-          </w:p>
-        </w:tc>
-        <w:tc>
-          <w:tcPr>
-            <w:tcW w:type="dxa" w:w="6803"/>
-            <w:shd w:val="clear" w:color="auto" w:fill="EEF2F7"/>
-          </w:tcPr>
-          <w:p>
-            <w:r>
-              <w:rPr>
-                <w:sz w:val="18"/>
-              </w:rPr>
-              <w:t>Exportaciones y búsqueda global</w:t>
-            </w:r>
-          </w:p>
-        </w:tc>
-      </w:tr>
-      <w:tr>
-        <w:tc>
-          <w:tcPr>
-            <w:tcW w:type="dxa" w:w="2268"/>
-            <w:shd w:val="clear" w:color="auto" w:fill="FFFFFF"/>
-          </w:tcPr>
-          <w:p>
-            <w:r>
-              <w:rPr>
-                <w:sz w:val="18"/>
-              </w:rPr>
-              <w:t>2:50 – 3:00</w:t>
-            </w:r>
-          </w:p>
-        </w:tc>
-        <w:tc>
-          <w:tcPr>
-            <w:tcW w:type="dxa" w:w="6803"/>
-            <w:shd w:val="clear" w:color="auto" w:fill="FFFFFF"/>
-          </w:tcPr>
-          <w:p>
-            <w:r>
-              <w:rPr>
-                <w:sz w:val="18"/>
-              </w:rPr>
-              <w:t>Preguntas y cierre</w:t>
+              <w:t>Si ingresa datos incorrectos, verá un mensaje de error. Intente nuevamente.</w:t>
             </w:r>
           </w:p>
         </w:tc>
@@ -477,152 +636,32 @@
     <w:p/>
     <w:p>
       <w:pPr>
-        <w:pStyle w:val="Heading1"/>
+        <w:spacing w:before="280" w:after="80"/>
       </w:pPr>
       <w:r>
         <w:rPr>
-          <w:color w:val="1D6FBF"/>
+          <w:rFonts w:ascii="Calibri" w:hAnsi="Calibri"/>
+          <w:b/>
+          <w:i w:val="0"/>
+          <w:color w:val="1D293D"/>
+          <w:sz w:val="28"/>
         </w:rPr>
-        <w:t>Bloque 1: ¿Qué es EVA?</w:t>
-      </w:r>
-    </w:p>
-    <w:p>
-      <w:r>
-        <w:t>EVA (Sistema de Gestión de Equipos) es la plataforma digital del Hospital Universitario del Valle para:</w:t>
+        <w:t>4. Interfaz principal — Menú y navegación</w:t>
       </w:r>
     </w:p>
     <w:p>
       <w:pPr>
-        <w:pStyle w:val="ListBullet"/>
+        <w:spacing w:after="80"/>
       </w:pPr>
       <w:r>
         <w:rPr>
+          <w:rFonts w:ascii="Calibri" w:hAnsi="Calibri"/>
+          <w:b w:val="0"/>
+          <w:i w:val="0"/>
+          <w:color w:val="333333"/>
           <w:sz w:val="20"/>
         </w:rPr>
-        <w:t>Inventariar y controlar todos los equipos biomédicos e industriales</w:t>
-      </w:r>
-    </w:p>
-    <w:p>
-      <w:pPr>
-        <w:pStyle w:val="ListBullet"/>
-      </w:pPr>
-      <w:r>
-        <w:rPr>
-          <w:sz w:val="20"/>
-        </w:rPr>
-        <w:t>Gestionar las órdenes de trabajo (correctivos y preventivos)</w:t>
-      </w:r>
-    </w:p>
-    <w:p>
-      <w:pPr>
-        <w:pStyle w:val="ListBullet"/>
-      </w:pPr>
-      <w:r>
-        <w:rPr>
-          <w:sz w:val="20"/>
-        </w:rPr>
-        <w:t>Planificar el mantenimiento preventivo anual</w:t>
-      </w:r>
-    </w:p>
-    <w:p>
-      <w:pPr>
-        <w:pStyle w:val="ListBullet"/>
-      </w:pPr>
-      <w:r>
-        <w:rPr>
-          <w:sz w:val="20"/>
-        </w:rPr>
-        <w:t>Documentar toda la historia técnica de cada equipo</w:t>
-      </w:r>
-    </w:p>
-    <w:p>
-      <w:pPr>
-        <w:pStyle w:val="ListBullet"/>
-      </w:pPr>
-      <w:r>
-        <w:rPr>
-          <w:sz w:val="20"/>
-        </w:rPr>
-        <w:t>Reportar indicadores de gestión a las áreas directivas</w:t>
-      </w:r>
-    </w:p>
-    <w:p/>
-    <w:p>
-      <w:pPr>
-        <w:pStyle w:val="Heading1"/>
-      </w:pPr>
-      <w:r>
-        <w:rPr>
-          <w:color w:val="1D6FBF"/>
-        </w:rPr>
-        <w:t>Bloque 2: Acceso y Navegación</w:t>
-      </w:r>
-    </w:p>
-    <w:p>
-      <w:pPr>
-        <w:pStyle w:val="Heading2"/>
-      </w:pPr>
-      <w:r>
-        <w:rPr>
-          <w:color w:val="1D293D"/>
-        </w:rPr>
-        <w:t>Cómo Iniciar Sesión</w:t>
-      </w:r>
-    </w:p>
-    <w:p>
-      <w:pPr>
-        <w:pStyle w:val="ListNumber"/>
-      </w:pPr>
-      <w:r>
-        <w:rPr>
-          <w:sz w:val="20"/>
-        </w:rPr>
-        <w:t>Abrir el navegador e ingresar: http://eva2.huv.gov.co</w:t>
-      </w:r>
-    </w:p>
-    <w:p>
-      <w:pPr>
-        <w:pStyle w:val="ListNumber"/>
-      </w:pPr>
-      <w:r>
-        <w:rPr>
-          <w:sz w:val="20"/>
-        </w:rPr>
-        <w:t>Ingresar su correo institucional y contraseña</w:t>
-      </w:r>
-    </w:p>
-    <w:p>
-      <w:pPr>
-        <w:pStyle w:val="ListNumber"/>
-      </w:pPr>
-      <w:r>
-        <w:rPr>
-          <w:sz w:val="20"/>
-        </w:rPr>
-        <w:t>Clic en 'Iniciar sesión'</w:t>
-      </w:r>
-    </w:p>
-    <w:p/>
-    <w:p>
-      <w:pPr>
-        <w:pStyle w:val="Heading1"/>
-      </w:pPr>
-      <w:r>
-        <w:rPr>
-          <w:color w:val="1D6FBF"/>
-        </w:rPr>
-        <w:t>Bloque 3: Módulo Equipos Biomédicos</w:t>
-      </w:r>
-    </w:p>
-    <w:p>
-      <w:pPr>
-        <w:pStyle w:val="Heading2"/>
-      </w:pPr>
-      <w:r>
-        <w:rPr>
-          <w:color w:val="1D293D"/>
-        </w:rPr>
-        <w:t>Campos clave de la Ficha Técnica</w:t>
+        <w:t>Tabla 2. Módulos principales accesibles desde el menú lateral.</w:t>
       </w:r>
     </w:p>
     <w:tbl>
@@ -633,42 +672,40 @@
         <w:tblLook w:firstColumn="1" w:firstRow="1" w:lastColumn="0" w:lastRow="0" w:noHBand="0" w:noVBand="1" w:val="04A0"/>
       </w:tblPr>
       <w:tblGrid>
-        <w:gridCol w:w="2880"/>
-        <w:gridCol w:w="2880"/>
-        <w:gridCol w:w="2880"/>
+        <w:gridCol w:w="3041"/>
+        <w:gridCol w:w="3041"/>
+        <w:gridCol w:w="3041"/>
       </w:tblGrid>
       <w:tr>
         <w:tc>
           <w:tcPr>
             <w:tcW w:type="dxa" w:w="2268"/>
-            <w:shd w:val="clear" w:color="auto" w:fill="1D293D"/>
+            <w:shd w:fill="1D293D"/>
           </w:tcPr>
           <w:p>
-            <w:pPr>
-              <w:jc w:val="center"/>
-            </w:pPr>
             <w:r>
               <w:rPr>
+                <w:rFonts w:ascii="Calibri" w:hAnsi="Calibri"/>
                 <w:b/>
+                <w:i w:val="0"/>
                 <w:color w:val="FFFFFF"/>
                 <w:sz w:val="18"/>
               </w:rPr>
-              <w:t>Campo</w:t>
+              <w:t>Módulo</w:t>
             </w:r>
           </w:p>
         </w:tc>
         <w:tc>
           <w:tcPr>
-            <w:tcW w:type="dxa" w:w="3402"/>
-            <w:shd w:val="clear" w:color="auto" w:fill="1D293D"/>
+            <w:tcW w:type="dxa" w:w="4535"/>
+            <w:shd w:fill="1D293D"/>
           </w:tcPr>
           <w:p>
-            <w:pPr>
-              <w:jc w:val="center"/>
-            </w:pPr>
             <w:r>
               <w:rPr>
+                <w:rFonts w:ascii="Calibri" w:hAnsi="Calibri"/>
                 <w:b/>
+                <w:i w:val="0"/>
                 <w:color w:val="FFFFFF"/>
                 <w:sz w:val="18"/>
               </w:rPr>
@@ -678,20 +715,19 @@
         </w:tc>
         <w:tc>
           <w:tcPr>
-            <w:tcW w:type="dxa" w:w="3402"/>
-            <w:shd w:val="clear" w:color="auto" w:fill="1D293D"/>
+            <w:tcW w:type="dxa" w:w="2835"/>
+            <w:shd w:fill="1D293D"/>
           </w:tcPr>
           <w:p>
-            <w:pPr>
-              <w:jc w:val="center"/>
-            </w:pPr>
             <w:r>
               <w:rPr>
+                <w:rFonts w:ascii="Calibri" w:hAnsi="Calibri"/>
                 <w:b/>
+                <w:i w:val="0"/>
                 <w:color w:val="FFFFFF"/>
                 <w:sz w:val="18"/>
               </w:rPr>
-              <w:t>Ejemplo</w:t>
+              <w:t>Quién lo usa</w:t>
             </w:r>
           </w:p>
         </w:tc>
@@ -700,42 +736,54 @@
         <w:tc>
           <w:tcPr>
             <w:tcW w:type="dxa" w:w="2268"/>
-            <w:shd w:val="clear" w:color="auto" w:fill="EEF2F7"/>
+            <w:shd w:fill="F2F6FB"/>
           </w:tcPr>
           <w:p>
             <w:r>
               <w:rPr>
+                <w:rFonts w:ascii="Calibri" w:hAnsi="Calibri"/>
+                <w:b w:val="0"/>
+                <w:i w:val="0"/>
+                <w:color w:val="333333"/>
                 <w:sz w:val="18"/>
               </w:rPr>
-              <w:t>Nombre</w:t>
+              <w:t>Dashboard</w:t>
             </w:r>
           </w:p>
         </w:tc>
         <w:tc>
           <w:tcPr>
-            <w:tcW w:type="dxa" w:w="3402"/>
-            <w:shd w:val="clear" w:color="auto" w:fill="EEF2F7"/>
+            <w:tcW w:type="dxa" w:w="4535"/>
+            <w:shd w:fill="F2F6FB"/>
           </w:tcPr>
           <w:p>
             <w:r>
               <w:rPr>
+                <w:rFonts w:ascii="Calibri" w:hAnsi="Calibri"/>
+                <w:b w:val="0"/>
+                <w:i w:val="0"/>
+                <w:color w:val="333333"/>
                 <w:sz w:val="18"/>
               </w:rPr>
-              <w:t>Nombre genérico del equipo</w:t>
+              <w:t>Panel de indicadores del sistema (KPIs y estadísticas).</w:t>
             </w:r>
           </w:p>
         </w:tc>
         <w:tc>
           <w:tcPr>
-            <w:tcW w:type="dxa" w:w="3402"/>
-            <w:shd w:val="clear" w:color="auto" w:fill="EEF2F7"/>
+            <w:tcW w:type="dxa" w:w="2835"/>
+            <w:shd w:fill="F2F6FB"/>
           </w:tcPr>
           <w:p>
             <w:r>
               <w:rPr>
+                <w:rFonts w:ascii="Calibri" w:hAnsi="Calibri"/>
+                <w:b w:val="0"/>
+                <w:i w:val="0"/>
+                <w:color w:val="333333"/>
                 <w:sz w:val="18"/>
               </w:rPr>
-              <w:t>Monitor de signos vitales</w:t>
+              <w:t>Administradores</w:t>
             </w:r>
           </w:p>
         </w:tc>
@@ -744,42 +792,54 @@
         <w:tc>
           <w:tcPr>
             <w:tcW w:type="dxa" w:w="2268"/>
-            <w:shd w:val="clear" w:color="auto" w:fill="FFFFFF"/>
+            <w:shd w:fill="FFFFFF"/>
           </w:tcPr>
           <w:p>
             <w:r>
               <w:rPr>
+                <w:rFonts w:ascii="Calibri" w:hAnsi="Calibri"/>
+                <w:b w:val="0"/>
+                <w:i w:val="0"/>
+                <w:color w:val="333333"/>
                 <w:sz w:val="18"/>
               </w:rPr>
-              <w:t>Código interno</w:t>
+              <w:t>Equipos</w:t>
             </w:r>
           </w:p>
         </w:tc>
         <w:tc>
           <w:tcPr>
-            <w:tcW w:type="dxa" w:w="3402"/>
-            <w:shd w:val="clear" w:color="auto" w:fill="FFFFFF"/>
+            <w:tcW w:type="dxa" w:w="4535"/>
+            <w:shd w:fill="FFFFFF"/>
           </w:tcPr>
           <w:p>
             <w:r>
               <w:rPr>
+                <w:rFonts w:ascii="Calibri" w:hAnsi="Calibri"/>
+                <w:b w:val="0"/>
+                <w:i w:val="0"/>
+                <w:color w:val="333333"/>
                 <w:sz w:val="18"/>
               </w:rPr>
-              <w:t>Código EVA único</w:t>
+              <w:t>Gestión del inventario de equipos biomédicos e industriales.</w:t>
             </w:r>
           </w:p>
         </w:tc>
         <w:tc>
           <w:tcPr>
-            <w:tcW w:type="dxa" w:w="3402"/>
-            <w:shd w:val="clear" w:color="auto" w:fill="FFFFFF"/>
+            <w:tcW w:type="dxa" w:w="2835"/>
+            <w:shd w:fill="FFFFFF"/>
           </w:tcPr>
           <w:p>
             <w:r>
               <w:rPr>
+                <w:rFonts w:ascii="Calibri" w:hAnsi="Calibri"/>
+                <w:b w:val="0"/>
+                <w:i w:val="0"/>
+                <w:color w:val="333333"/>
                 <w:sz w:val="18"/>
               </w:rPr>
-              <w:t>BIO-2024-001</w:t>
+              <w:t>Todo el personal</w:t>
             </w:r>
           </w:p>
         </w:tc>
@@ -788,42 +848,54 @@
         <w:tc>
           <w:tcPr>
             <w:tcW w:type="dxa" w:w="2268"/>
-            <w:shd w:val="clear" w:color="auto" w:fill="EEF2F7"/>
+            <w:shd w:fill="F2F6FB"/>
           </w:tcPr>
           <w:p>
             <w:r>
               <w:rPr>
+                <w:rFonts w:ascii="Calibri" w:hAnsi="Calibri"/>
+                <w:b w:val="0"/>
+                <w:i w:val="0"/>
+                <w:color w:val="333333"/>
                 <w:sz w:val="18"/>
               </w:rPr>
-              <w:t>Serie</w:t>
+              <w:t>Planes</w:t>
             </w:r>
           </w:p>
         </w:tc>
         <w:tc>
           <w:tcPr>
-            <w:tcW w:type="dxa" w:w="3402"/>
-            <w:shd w:val="clear" w:color="auto" w:fill="EEF2F7"/>
+            <w:tcW w:type="dxa" w:w="4535"/>
+            <w:shd w:fill="F2F6FB"/>
           </w:tcPr>
           <w:p>
             <w:r>
               <w:rPr>
+                <w:rFonts w:ascii="Calibri" w:hAnsi="Calibri"/>
+                <w:b w:val="0"/>
+                <w:i w:val="0"/>
+                <w:color w:val="333333"/>
                 <w:sz w:val="18"/>
               </w:rPr>
-              <w:t>Número de serie del fabricante</w:t>
+              <w:t>Cronograma anual de mantenimiento preventivo.</w:t>
             </w:r>
           </w:p>
         </w:tc>
         <w:tc>
           <w:tcPr>
-            <w:tcW w:type="dxa" w:w="3402"/>
-            <w:shd w:val="clear" w:color="auto" w:fill="EEF2F7"/>
+            <w:tcW w:type="dxa" w:w="2835"/>
+            <w:shd w:fill="F2F6FB"/>
           </w:tcPr>
           <w:p>
             <w:r>
               <w:rPr>
+                <w:rFonts w:ascii="Calibri" w:hAnsi="Calibri"/>
+                <w:b w:val="0"/>
+                <w:i w:val="0"/>
+                <w:color w:val="333333"/>
                 <w:sz w:val="18"/>
               </w:rPr>
-              <w:t>SN-4521-XZ</w:t>
+              <w:t>Técnicos y coordinadores</w:t>
             </w:r>
           </w:p>
         </w:tc>
@@ -832,42 +904,54 @@
         <w:tc>
           <w:tcPr>
             <w:tcW w:type="dxa" w:w="2268"/>
-            <w:shd w:val="clear" w:color="auto" w:fill="FFFFFF"/>
+            <w:shd w:fill="FFFFFF"/>
           </w:tcPr>
           <w:p>
             <w:r>
               <w:rPr>
+                <w:rFonts w:ascii="Calibri" w:hAnsi="Calibri"/>
+                <w:b w:val="0"/>
+                <w:i w:val="0"/>
+                <w:color w:val="333333"/>
                 <w:sz w:val="18"/>
               </w:rPr>
-              <w:t>Marca</w:t>
+              <w:t>Órdenes</w:t>
             </w:r>
           </w:p>
         </w:tc>
         <w:tc>
           <w:tcPr>
-            <w:tcW w:type="dxa" w:w="3402"/>
-            <w:shd w:val="clear" w:color="auto" w:fill="FFFFFF"/>
+            <w:tcW w:type="dxa" w:w="4535"/>
+            <w:shd w:fill="FFFFFF"/>
           </w:tcPr>
           <w:p>
             <w:r>
               <w:rPr>
+                <w:rFonts w:ascii="Calibri" w:hAnsi="Calibri"/>
+                <w:b w:val="0"/>
+                <w:i w:val="0"/>
+                <w:color w:val="333333"/>
                 <w:sz w:val="18"/>
               </w:rPr>
-              <w:t>Fabricante</w:t>
+              <w:t>Sistema de tickets para correctivos y órdenes de trabajo.</w:t>
             </w:r>
           </w:p>
         </w:tc>
         <w:tc>
           <w:tcPr>
-            <w:tcW w:type="dxa" w:w="3402"/>
-            <w:shd w:val="clear" w:color="auto" w:fill="FFFFFF"/>
+            <w:tcW w:type="dxa" w:w="2835"/>
+            <w:shd w:fill="FFFFFF"/>
           </w:tcPr>
           <w:p>
             <w:r>
               <w:rPr>
+                <w:rFonts w:ascii="Calibri" w:hAnsi="Calibri"/>
+                <w:b w:val="0"/>
+                <w:i w:val="0"/>
+                <w:color w:val="333333"/>
                 <w:sz w:val="18"/>
               </w:rPr>
-              <w:t>PHILIPS</w:t>
+              <w:t>Todo el personal</w:t>
             </w:r>
           </w:p>
         </w:tc>
@@ -876,42 +960,54 @@
         <w:tc>
           <w:tcPr>
             <w:tcW w:type="dxa" w:w="2268"/>
-            <w:shd w:val="clear" w:color="auto" w:fill="EEF2F7"/>
+            <w:shd w:fill="F2F6FB"/>
           </w:tcPr>
           <w:p>
             <w:r>
               <w:rPr>
+                <w:rFonts w:ascii="Calibri" w:hAnsi="Calibri"/>
+                <w:b w:val="0"/>
+                <w:i w:val="0"/>
+                <w:color w:val="333333"/>
                 <w:sz w:val="18"/>
               </w:rPr>
-              <w:t>Modelo</w:t>
+              <w:t>Repuestos</w:t>
             </w:r>
           </w:p>
         </w:tc>
         <w:tc>
           <w:tcPr>
-            <w:tcW w:type="dxa" w:w="3402"/>
-            <w:shd w:val="clear" w:color="auto" w:fill="EEF2F7"/>
+            <w:tcW w:type="dxa" w:w="4535"/>
+            <w:shd w:fill="F2F6FB"/>
           </w:tcPr>
           <w:p>
             <w:r>
               <w:rPr>
+                <w:rFonts w:ascii="Calibri" w:hAnsi="Calibri"/>
+                <w:b w:val="0"/>
+                <w:i w:val="0"/>
+                <w:color w:val="333333"/>
                 <w:sz w:val="18"/>
               </w:rPr>
-              <w:t>Modelo específico</w:t>
+              <w:t>Inventario de repuestos disponibles.</w:t>
             </w:r>
           </w:p>
         </w:tc>
         <w:tc>
           <w:tcPr>
-            <w:tcW w:type="dxa" w:w="3402"/>
-            <w:shd w:val="clear" w:color="auto" w:fill="EEF2F7"/>
+            <w:tcW w:type="dxa" w:w="2835"/>
+            <w:shd w:fill="F2F6FB"/>
           </w:tcPr>
           <w:p>
             <w:r>
               <w:rPr>
+                <w:rFonts w:ascii="Calibri" w:hAnsi="Calibri"/>
+                <w:b w:val="0"/>
+                <w:i w:val="0"/>
+                <w:color w:val="333333"/>
                 <w:sz w:val="18"/>
               </w:rPr>
-              <w:t>IntelliVue MX40</w:t>
+              <w:t>Técnicos</w:t>
             </w:r>
           </w:p>
         </w:tc>
@@ -920,42 +1016,54 @@
         <w:tc>
           <w:tcPr>
             <w:tcW w:type="dxa" w:w="2268"/>
-            <w:shd w:val="clear" w:color="auto" w:fill="FFFFFF"/>
+            <w:shd w:fill="FFFFFF"/>
           </w:tcPr>
           <w:p>
             <w:r>
               <w:rPr>
+                <w:rFonts w:ascii="Calibri" w:hAnsi="Calibri"/>
+                <w:b w:val="0"/>
+                <w:i w:val="0"/>
+                <w:color w:val="333333"/>
                 <w:sz w:val="18"/>
               </w:rPr>
-              <w:t>Servicio</w:t>
+              <w:t>Calibraciones</w:t>
             </w:r>
           </w:p>
         </w:tc>
         <w:tc>
           <w:tcPr>
-            <w:tcW w:type="dxa" w:w="3402"/>
-            <w:shd w:val="clear" w:color="auto" w:fill="FFFFFF"/>
+            <w:tcW w:type="dxa" w:w="4535"/>
+            <w:shd w:fill="FFFFFF"/>
           </w:tcPr>
           <w:p>
             <w:r>
               <w:rPr>
+                <w:rFonts w:ascii="Calibri" w:hAnsi="Calibri"/>
+                <w:b w:val="0"/>
+                <w:i w:val="0"/>
+                <w:color w:val="333333"/>
                 <w:sz w:val="18"/>
               </w:rPr>
-              <w:t>Dependencia del hospital</w:t>
+              <w:t>Registro de calibraciones y control de vigencia.</w:t>
             </w:r>
           </w:p>
         </w:tc>
         <w:tc>
           <w:tcPr>
-            <w:tcW w:type="dxa" w:w="3402"/>
-            <w:shd w:val="clear" w:color="auto" w:fill="FFFFFF"/>
+            <w:tcW w:type="dxa" w:w="2835"/>
+            <w:shd w:fill="FFFFFF"/>
           </w:tcPr>
           <w:p>
             <w:r>
               <w:rPr>
+                <w:rFonts w:ascii="Calibri" w:hAnsi="Calibri"/>
+                <w:b w:val="0"/>
+                <w:i w:val="0"/>
+                <w:color w:val="333333"/>
                 <w:sz w:val="18"/>
               </w:rPr>
-              <w:t>UCI Adultos</w:t>
+              <w:t>Coordinadores</w:t>
             </w:r>
           </w:p>
         </w:tc>
@@ -964,42 +1072,54 @@
         <w:tc>
           <w:tcPr>
             <w:tcW w:type="dxa" w:w="2268"/>
-            <w:shd w:val="clear" w:color="auto" w:fill="EEF2F7"/>
+            <w:shd w:fill="F2F6FB"/>
           </w:tcPr>
           <w:p>
             <w:r>
               <w:rPr>
+                <w:rFonts w:ascii="Calibri" w:hAnsi="Calibri"/>
+                <w:b w:val="0"/>
+                <w:i w:val="0"/>
+                <w:color w:val="333333"/>
                 <w:sz w:val="18"/>
               </w:rPr>
-              <w:t>Estado</w:t>
+              <w:t>Capacitaciones</w:t>
             </w:r>
           </w:p>
         </w:tc>
         <w:tc>
           <w:tcPr>
-            <w:tcW w:type="dxa" w:w="3402"/>
-            <w:shd w:val="clear" w:color="auto" w:fill="EEF2F7"/>
+            <w:tcW w:type="dxa" w:w="4535"/>
+            <w:shd w:fill="F2F6FB"/>
           </w:tcPr>
           <w:p>
             <w:r>
               <w:rPr>
+                <w:rFonts w:ascii="Calibri" w:hAnsi="Calibri"/>
+                <w:b w:val="0"/>
+                <w:i w:val="0"/>
+                <w:color w:val="333333"/>
                 <w:sz w:val="18"/>
               </w:rPr>
-              <w:t>Condición actual</w:t>
+              <w:t>Registro de entrenamientos del personal.</w:t>
             </w:r>
           </w:p>
         </w:tc>
         <w:tc>
           <w:tcPr>
-            <w:tcW w:type="dxa" w:w="3402"/>
-            <w:shd w:val="clear" w:color="auto" w:fill="EEF2F7"/>
+            <w:tcW w:type="dxa" w:w="2835"/>
+            <w:shd w:fill="F2F6FB"/>
           </w:tcPr>
           <w:p>
             <w:r>
               <w:rPr>
+                <w:rFonts w:ascii="Calibri" w:hAnsi="Calibri"/>
+                <w:b w:val="0"/>
+                <w:i w:val="0"/>
+                <w:color w:val="333333"/>
                 <w:sz w:val="18"/>
               </w:rPr>
-              <w:t>Activo</w:t>
+              <w:t>Coordinadores</w:t>
             </w:r>
           </w:p>
         </w:tc>
@@ -1008,174 +1128,54 @@
         <w:tc>
           <w:tcPr>
             <w:tcW w:type="dxa" w:w="2268"/>
-            <w:shd w:val="clear" w:color="auto" w:fill="FFFFFF"/>
+            <w:shd w:fill="FFFFFF"/>
           </w:tcPr>
           <w:p>
             <w:r>
               <w:rPr>
+                <w:rFonts w:ascii="Calibri" w:hAnsi="Calibri"/>
+                <w:b w:val="0"/>
+                <w:i w:val="0"/>
+                <w:color w:val="333333"/>
                 <w:sz w:val="18"/>
               </w:rPr>
-              <w:t>Garantía</w:t>
+              <w:t>Administrador</w:t>
             </w:r>
           </w:p>
         </w:tc>
         <w:tc>
           <w:tcPr>
-            <w:tcW w:type="dxa" w:w="3402"/>
-            <w:shd w:val="clear" w:color="auto" w:fill="FFFFFF"/>
+            <w:tcW w:type="dxa" w:w="4535"/>
+            <w:shd w:fill="FFFFFF"/>
           </w:tcPr>
           <w:p>
             <w:r>
               <w:rPr>
+                <w:rFonts w:ascii="Calibri" w:hAnsi="Calibri"/>
+                <w:b w:val="0"/>
+                <w:i w:val="0"/>
+                <w:color w:val="333333"/>
                 <w:sz w:val="18"/>
               </w:rPr>
-              <w:t>Período de garantía</w:t>
+              <w:t>Gestión de usuarios, roles, permisos y configuraciones avanzadas.</w:t>
             </w:r>
           </w:p>
         </w:tc>
         <w:tc>
           <w:tcPr>
-            <w:tcW w:type="dxa" w:w="3402"/>
-            <w:shd w:val="clear" w:color="auto" w:fill="FFFFFF"/>
+            <w:tcW w:type="dxa" w:w="2835"/>
+            <w:shd w:fill="FFFFFF"/>
           </w:tcPr>
           <w:p>
             <w:r>
               <w:rPr>
+                <w:rFonts w:ascii="Calibri" w:hAnsi="Calibri"/>
+                <w:b w:val="0"/>
+                <w:i w:val="0"/>
+                <w:color w:val="333333"/>
                 <w:sz w:val="18"/>
               </w:rPr>
-              <w:t>24 meses</w:t>
-            </w:r>
-          </w:p>
-        </w:tc>
-      </w:tr>
-      <w:tr>
-        <w:tc>
-          <w:tcPr>
-            <w:tcW w:type="dxa" w:w="2268"/>
-            <w:shd w:val="clear" w:color="auto" w:fill="EEF2F7"/>
-          </w:tcPr>
-          <w:p>
-            <w:r>
-              <w:rPr>
-                <w:sz w:val="18"/>
-              </w:rPr>
-              <w:t>Valor</w:t>
-            </w:r>
-          </w:p>
-        </w:tc>
-        <w:tc>
-          <w:tcPr>
-            <w:tcW w:type="dxa" w:w="3402"/>
-            <w:shd w:val="clear" w:color="auto" w:fill="EEF2F7"/>
-          </w:tcPr>
-          <w:p>
-            <w:r>
-              <w:rPr>
-                <w:sz w:val="18"/>
-              </w:rPr>
-              <w:t>Costo de adquisición</w:t>
-            </w:r>
-          </w:p>
-        </w:tc>
-        <w:tc>
-          <w:tcPr>
-            <w:tcW w:type="dxa" w:w="3402"/>
-            <w:shd w:val="clear" w:color="auto" w:fill="EEF2F7"/>
-          </w:tcPr>
-          <w:p>
-            <w:r>
-              <w:rPr>
-                <w:sz w:val="18"/>
-              </w:rPr>
-              <w:t>$45.000.000</w:t>
-            </w:r>
-          </w:p>
-        </w:tc>
-      </w:tr>
-      <w:tr>
-        <w:tc>
-          <w:tcPr>
-            <w:tcW w:type="dxa" w:w="2268"/>
-            <w:shd w:val="clear" w:color="auto" w:fill="FFFFFF"/>
-          </w:tcPr>
-          <w:p>
-            <w:r>
-              <w:rPr>
-                <w:sz w:val="18"/>
-              </w:rPr>
-              <w:t>Riesgo</w:t>
-            </w:r>
-          </w:p>
-        </w:tc>
-        <w:tc>
-          <w:tcPr>
-            <w:tcW w:type="dxa" w:w="3402"/>
-            <w:shd w:val="clear" w:color="auto" w:fill="FFFFFF"/>
-          </w:tcPr>
-          <w:p>
-            <w:r>
-              <w:rPr>
-                <w:sz w:val="18"/>
-              </w:rPr>
-              <w:t>Clasificación INVIMA</w:t>
-            </w:r>
-          </w:p>
-        </w:tc>
-        <w:tc>
-          <w:tcPr>
-            <w:tcW w:type="dxa" w:w="3402"/>
-            <w:shd w:val="clear" w:color="auto" w:fill="FFFFFF"/>
-          </w:tcPr>
-          <w:p>
-            <w:r>
-              <w:rPr>
-                <w:sz w:val="18"/>
-              </w:rPr>
-              <w:t>IIb</w:t>
-            </w:r>
-          </w:p>
-        </w:tc>
-      </w:tr>
-      <w:tr>
-        <w:tc>
-          <w:tcPr>
-            <w:tcW w:type="dxa" w:w="2268"/>
-            <w:shd w:val="clear" w:color="auto" w:fill="EEF2F7"/>
-          </w:tcPr>
-          <w:p>
-            <w:r>
-              <w:rPr>
-                <w:sz w:val="18"/>
-              </w:rPr>
-              <w:t>Registro INVIMA</w:t>
-            </w:r>
-          </w:p>
-        </w:tc>
-        <w:tc>
-          <w:tcPr>
-            <w:tcW w:type="dxa" w:w="3402"/>
-            <w:shd w:val="clear" w:color="auto" w:fill="EEF2F7"/>
-          </w:tcPr>
-          <w:p>
-            <w:r>
-              <w:rPr>
-                <w:sz w:val="18"/>
-              </w:rPr>
-              <w:t>Número de registro sanitario</w:t>
-            </w:r>
-          </w:p>
-        </w:tc>
-        <w:tc>
-          <w:tcPr>
-            <w:tcW w:type="dxa" w:w="3402"/>
-            <w:shd w:val="clear" w:color="auto" w:fill="EEF2F7"/>
-          </w:tcPr>
-          <w:p>
-            <w:r>
-              <w:rPr>
-                <w:sz w:val="18"/>
-              </w:rPr>
-              <w:t>2020DM-0001</w:t>
+              <w:t>Super admins</w:t>
             </w:r>
           </w:p>
         </w:tc>
@@ -1184,189 +1184,885 @@
     <w:p/>
     <w:p>
       <w:pPr>
-        <w:pStyle w:val="Heading1"/>
+        <w:spacing w:before="280" w:after="80"/>
       </w:pPr>
       <w:r>
         <w:rPr>
-          <w:color w:val="1D6FBF"/>
+          <w:rFonts w:ascii="Calibri" w:hAnsi="Calibri"/>
+          <w:b/>
+          <w:i w:val="0"/>
+          <w:color w:val="1D293D"/>
+          <w:sz w:val="28"/>
         </w:rPr>
-        <w:t>Bloque 4: Agregar un Equipo Nuevo</w:t>
+        <w:t>5. Módulo de Equipos — Conceptos básicos</w:t>
       </w:r>
     </w:p>
     <w:p>
       <w:pPr>
-        <w:pStyle w:val="ListNumber"/>
+        <w:spacing w:after="80"/>
       </w:pPr>
       <w:r>
         <w:rPr>
+          <w:rFonts w:ascii="Calibri" w:hAnsi="Calibri"/>
+          <w:b w:val="0"/>
+          <w:i w:val="0"/>
+          <w:color w:val="333333"/>
           <w:sz w:val="20"/>
         </w:rPr>
-        <w:t>Clic en botón 'Agregar Equipo' (botón azul, esquina superior)</w:t>
+        <w:t>El módulo de Equipos es el corazón del sistema. Mantiene la información completa de cada equipo: datos técnicos, ubicación, historial de mantenimientos, calibraciones, documentos adjuntos y registros INVIMA.</w:t>
       </w:r>
     </w:p>
     <w:p>
       <w:pPr>
-        <w:pStyle w:val="ListNumber"/>
+        <w:spacing w:before="160" w:after="80"/>
       </w:pPr>
       <w:r>
         <w:rPr>
-          <w:sz w:val="20"/>
+          <w:rFonts w:ascii="Calibri" w:hAnsi="Calibri"/>
+          <w:b/>
+          <w:i w:val="0"/>
+          <w:color w:val="1F6FB8"/>
+          <w:sz w:val="24"/>
         </w:rPr>
-        <w:t>Pestaña 1 - Información General: nombre*, tipo*, serie*, código*, servicio, área, estado</w:t>
+        <w:t>5.1. Tipos de equipos</w:t>
       </w:r>
     </w:p>
     <w:p>
       <w:pPr>
-        <w:pStyle w:val="ListNumber"/>
+        <w:pStyle w:val="ListBullet"/>
+        <w:spacing w:after="40"/>
+        <w:ind w:left="283"/>
       </w:pPr>
       <w:r>
         <w:rPr>
+          <w:rFonts w:ascii="Calibri" w:hAnsi="Calibri"/>
+          <w:b w:val="0"/>
+          <w:i w:val="0"/>
+          <w:color w:val="333333"/>
           <w:sz w:val="20"/>
         </w:rPr>
-        <w:t>Pestaña 2 - Adquisición: fecha, vida útil, garantía, valor, proveedor</w:t>
+        <w:t>Equipos biomédicos: Dispositivos médicos de uso clínico (monitores, ventiladores, desfibriladores, etc.).</w:t>
       </w:r>
     </w:p>
     <w:p>
       <w:pPr>
-        <w:pStyle w:val="ListNumber"/>
+        <w:pStyle w:val="ListBullet"/>
+        <w:spacing w:after="40"/>
+        <w:ind w:left="283"/>
       </w:pPr>
       <w:r>
         <w:rPr>
+          <w:rFonts w:ascii="Calibri" w:hAnsi="Calibri"/>
+          <w:b w:val="0"/>
+          <w:i w:val="0"/>
+          <w:color w:val="333333"/>
           <w:sz w:val="20"/>
         </w:rPr>
-        <w:t>Pestaña 3 - Técnica: voltaje, potencia, peso, dimensiones, riesgo, INVIMA</w:t>
+        <w:t>Equipos industriales: Infraestructura de soporte (plantas eléctricas, compresores, bombas de agua, etc.).</w:t>
       </w:r>
     </w:p>
     <w:p>
       <w:pPr>
-        <w:pStyle w:val="ListNumber"/>
+        <w:spacing w:before="160" w:after="80"/>
       </w:pPr>
       <w:r>
         <w:rPr>
+          <w:rFonts w:ascii="Calibri" w:hAnsi="Calibri"/>
+          <w:b/>
+          <w:i w:val="0"/>
+          <w:color w:val="1F6FB8"/>
+          <w:sz w:val="24"/>
+        </w:rPr>
+        <w:t>5.2. Consultar información de un equipo</w:t>
+      </w:r>
+    </w:p>
+    <w:p>
+      <w:pPr>
+        <w:spacing w:after="80"/>
+      </w:pPr>
+      <w:r>
+        <w:rPr>
+          <w:rFonts w:ascii="Calibri" w:hAnsi="Calibri"/>
+          <w:b w:val="0"/>
+          <w:i w:val="0"/>
+          <w:color w:val="333333"/>
           <w:sz w:val="20"/>
         </w:rPr>
-        <w:t>Clic en 'Guardar' — el sistema validará campos obligatorios (*)</w:t>
+        <w:t>Tabla 3. Pasos para consultar un equipo.</w:t>
       </w:r>
     </w:p>
+    <w:tbl>
+      <w:tblPr>
+        <w:tblStyle w:val="TableGrid"/>
+        <w:tblW w:type="auto" w:w="0"/>
+        <w:jc w:val="left"/>
+        <w:tblLook w:firstColumn="1" w:firstRow="1" w:lastColumn="0" w:lastRow="0" w:noHBand="0" w:noVBand="1" w:val="04A0"/>
+      </w:tblPr>
+      <w:tblGrid>
+        <w:gridCol w:w="4561"/>
+        <w:gridCol w:w="4561"/>
+      </w:tblGrid>
+      <w:tr>
+        <w:tc>
+          <w:tcPr>
+            <w:tcW w:type="dxa" w:w="1134"/>
+            <w:shd w:fill="1D293D"/>
+          </w:tcPr>
+          <w:p>
+            <w:r>
+              <w:rPr>
+                <w:rFonts w:ascii="Calibri" w:hAnsi="Calibri"/>
+                <w:b/>
+                <w:i w:val="0"/>
+                <w:color w:val="FFFFFF"/>
+                <w:sz w:val="18"/>
+              </w:rPr>
+              <w:t>Paso</w:t>
+            </w:r>
+          </w:p>
+        </w:tc>
+        <w:tc>
+          <w:tcPr>
+            <w:tcW w:type="dxa" w:w="8504"/>
+            <w:shd w:fill="1D293D"/>
+          </w:tcPr>
+          <w:p>
+            <w:r>
+              <w:rPr>
+                <w:rFonts w:ascii="Calibri" w:hAnsi="Calibri"/>
+                <w:b/>
+                <w:i w:val="0"/>
+                <w:color w:val="FFFFFF"/>
+                <w:sz w:val="18"/>
+              </w:rPr>
+              <w:t>Acción</w:t>
+            </w:r>
+          </w:p>
+        </w:tc>
+      </w:tr>
+      <w:tr>
+        <w:tc>
+          <w:tcPr>
+            <w:tcW w:type="dxa" w:w="1134"/>
+            <w:shd w:fill="F2F6FB"/>
+          </w:tcPr>
+          <w:p>
+            <w:r>
+              <w:rPr>
+                <w:rFonts w:ascii="Calibri" w:hAnsi="Calibri"/>
+                <w:b w:val="0"/>
+                <w:i w:val="0"/>
+                <w:color w:val="333333"/>
+                <w:sz w:val="18"/>
+              </w:rPr>
+              <w:t>1</w:t>
+            </w:r>
+          </w:p>
+        </w:tc>
+        <w:tc>
+          <w:tcPr>
+            <w:tcW w:type="dxa" w:w="8504"/>
+            <w:shd w:fill="F2F6FB"/>
+          </w:tcPr>
+          <w:p>
+            <w:r>
+              <w:rPr>
+                <w:rFonts w:ascii="Calibri" w:hAnsi="Calibri"/>
+                <w:b w:val="0"/>
+                <w:i w:val="0"/>
+                <w:color w:val="333333"/>
+                <w:sz w:val="18"/>
+              </w:rPr>
+              <w:t>Haga clic en 'Equipos' en el menú lateral.</w:t>
+            </w:r>
+          </w:p>
+        </w:tc>
+      </w:tr>
+      <w:tr>
+        <w:tc>
+          <w:tcPr>
+            <w:tcW w:type="dxa" w:w="1134"/>
+            <w:shd w:fill="FFFFFF"/>
+          </w:tcPr>
+          <w:p>
+            <w:r>
+              <w:rPr>
+                <w:rFonts w:ascii="Calibri" w:hAnsi="Calibri"/>
+                <w:b w:val="0"/>
+                <w:i w:val="0"/>
+                <w:color w:val="333333"/>
+                <w:sz w:val="18"/>
+              </w:rPr>
+              <w:t>2</w:t>
+            </w:r>
+          </w:p>
+        </w:tc>
+        <w:tc>
+          <w:tcPr>
+            <w:tcW w:type="dxa" w:w="8504"/>
+            <w:shd w:fill="FFFFFF"/>
+          </w:tcPr>
+          <w:p>
+            <w:r>
+              <w:rPr>
+                <w:rFonts w:ascii="Calibri" w:hAnsi="Calibri"/>
+                <w:b w:val="0"/>
+                <w:i w:val="0"/>
+                <w:color w:val="333333"/>
+                <w:sz w:val="18"/>
+              </w:rPr>
+              <w:t>Seleccione 'Biomédicos' o 'Industriales' según el tipo.</w:t>
+            </w:r>
+          </w:p>
+        </w:tc>
+      </w:tr>
+      <w:tr>
+        <w:tc>
+          <w:tcPr>
+            <w:tcW w:type="dxa" w:w="1134"/>
+            <w:shd w:fill="F2F6FB"/>
+          </w:tcPr>
+          <w:p>
+            <w:r>
+              <w:rPr>
+                <w:rFonts w:ascii="Calibri" w:hAnsi="Calibri"/>
+                <w:b w:val="0"/>
+                <w:i w:val="0"/>
+                <w:color w:val="333333"/>
+                <w:sz w:val="18"/>
+              </w:rPr>
+              <w:t>3</w:t>
+            </w:r>
+          </w:p>
+        </w:tc>
+        <w:tc>
+          <w:tcPr>
+            <w:tcW w:type="dxa" w:w="8504"/>
+            <w:shd w:fill="F2F6FB"/>
+          </w:tcPr>
+          <w:p>
+            <w:r>
+              <w:rPr>
+                <w:rFonts w:ascii="Calibri" w:hAnsi="Calibri"/>
+                <w:b w:val="0"/>
+                <w:i w:val="0"/>
+                <w:color w:val="333333"/>
+                <w:sz w:val="18"/>
+              </w:rPr>
+              <w:t>Ingrese el nombre del equipo en el campo de búsqueda O use los filtros (servicio, estado, marca).</w:t>
+            </w:r>
+          </w:p>
+        </w:tc>
+      </w:tr>
+      <w:tr>
+        <w:tc>
+          <w:tcPr>
+            <w:tcW w:type="dxa" w:w="1134"/>
+            <w:shd w:fill="FFFFFF"/>
+          </w:tcPr>
+          <w:p>
+            <w:r>
+              <w:rPr>
+                <w:rFonts w:ascii="Calibri" w:hAnsi="Calibri"/>
+                <w:b w:val="0"/>
+                <w:i w:val="0"/>
+                <w:color w:val="333333"/>
+                <w:sz w:val="18"/>
+              </w:rPr>
+              <w:t>4</w:t>
+            </w:r>
+          </w:p>
+        </w:tc>
+        <w:tc>
+          <w:tcPr>
+            <w:tcW w:type="dxa" w:w="8504"/>
+            <w:shd w:fill="FFFFFF"/>
+          </w:tcPr>
+          <w:p>
+            <w:r>
+              <w:rPr>
+                <w:rFonts w:ascii="Calibri" w:hAnsi="Calibri"/>
+                <w:b w:val="0"/>
+                <w:i w:val="0"/>
+                <w:color w:val="333333"/>
+                <w:sz w:val="18"/>
+              </w:rPr>
+              <w:t>Haga clic en la fila del equipo que busca.</w:t>
+            </w:r>
+          </w:p>
+        </w:tc>
+      </w:tr>
+      <w:tr>
+        <w:tc>
+          <w:tcPr>
+            <w:tcW w:type="dxa" w:w="1134"/>
+            <w:shd w:fill="F2F6FB"/>
+          </w:tcPr>
+          <w:p>
+            <w:r>
+              <w:rPr>
+                <w:rFonts w:ascii="Calibri" w:hAnsi="Calibri"/>
+                <w:b w:val="0"/>
+                <w:i w:val="0"/>
+                <w:color w:val="333333"/>
+                <w:sz w:val="18"/>
+              </w:rPr>
+              <w:t>5</w:t>
+            </w:r>
+          </w:p>
+        </w:tc>
+        <w:tc>
+          <w:tcPr>
+            <w:tcW w:type="dxa" w:w="8504"/>
+            <w:shd w:fill="F2F6FB"/>
+          </w:tcPr>
+          <w:p>
+            <w:r>
+              <w:rPr>
+                <w:rFonts w:ascii="Calibri" w:hAnsi="Calibri"/>
+                <w:b w:val="0"/>
+                <w:i w:val="0"/>
+                <w:color w:val="333333"/>
+                <w:sz w:val="18"/>
+              </w:rPr>
+              <w:t>Se abrirá un modal con toda la información: datos técnicos, mantenimientos, calibraciones, INVIMA, fotos.</w:t>
+            </w:r>
+          </w:p>
+        </w:tc>
+      </w:tr>
+    </w:tbl>
     <w:p/>
     <w:p>
       <w:pPr>
-        <w:pStyle w:val="Heading1"/>
+        <w:spacing w:before="160" w:after="80"/>
       </w:pPr>
       <w:r>
         <w:rPr>
-          <w:color w:val="1D6FBF"/>
+          <w:rFonts w:ascii="Calibri" w:hAnsi="Calibri"/>
+          <w:b/>
+          <w:i w:val="0"/>
+          <w:color w:val="1F6FB8"/>
+          <w:sz w:val="24"/>
         </w:rPr>
-        <w:t>Ejercicios Prácticos — Sesión 1</w:t>
+        <w:t>5.3. Filtros avanzados</w:t>
       </w:r>
     </w:p>
     <w:p>
+      <w:pPr>
+        <w:spacing w:after="80"/>
+      </w:pPr>
       <w:r>
         <w:rPr>
-          <w:b/>
-        </w:rPr>
-        <w:t xml:space="preserve">• Ejercicio 1: Navegar el sistema: </w:t>
-      </w:r>
-      <w:r>
-        <w:rPr>
+          <w:rFonts w:ascii="Calibri" w:hAnsi="Calibri"/>
+          <w:b w:val="0"/>
+          <w:i w:val="0"/>
+          <w:color w:val="333333"/>
           <w:sz w:val="20"/>
         </w:rPr>
-        <w:t>Iniciar sesión → Explorar el menú lateral → Ir a EQUIPOS → BIOMEDICOS → Cambiar entre vista tarjeta y tabla</w:t>
+        <w:t>La tabla de equipos ofrece filtros para refinar búsquedas:</w:t>
       </w:r>
     </w:p>
     <w:p>
+      <w:pPr>
+        <w:pStyle w:val="ListBullet"/>
+        <w:spacing w:after="40"/>
+        <w:ind w:left="283"/>
+      </w:pPr>
       <w:r>
         <w:rPr>
-          <w:b/>
-        </w:rPr>
-        <w:t xml:space="preserve">• Ejercicio 2: Buscar un equipo: </w:t>
-      </w:r>
-      <w:r>
-        <w:rPr>
+          <w:rFonts w:ascii="Calibri" w:hAnsi="Calibri"/>
+          <w:b w:val="0"/>
+          <w:i w:val="0"/>
+          <w:color w:val="333333"/>
           <w:sz w:val="20"/>
         </w:rPr>
-        <w:t>Buscar por nombre → Aplicar filtro por servicio → Ver detalle completo (clic en 👁)</w:t>
+        <w:t>Por servicio (Urgencias, Quirófano, UTI, etc.).</w:t>
       </w:r>
     </w:p>
     <w:p>
+      <w:pPr>
+        <w:pStyle w:val="ListBullet"/>
+        <w:spacing w:after="40"/>
+        <w:ind w:left="283"/>
+      </w:pPr>
       <w:r>
         <w:rPr>
-          <w:b/>
-        </w:rPr>
-        <w:t xml:space="preserve">• Ejercicio 3: Agregar equipo de prueba: </w:t>
-      </w:r>
-      <w:r>
-        <w:rPr>
+          <w:rFonts w:ascii="Calibri" w:hAnsi="Calibri"/>
+          <w:b w:val="0"/>
+          <w:i w:val="0"/>
+          <w:color w:val="333333"/>
           <w:sz w:val="20"/>
         </w:rPr>
-        <w:t>Clic en 'Agregar Equipo' → Completar campos obligatorios → Guardar → Verificar en la lista</w:t>
+        <w:t>Por estado (Activo, Baja, Préstamo, En reparación).</w:t>
       </w:r>
     </w:p>
     <w:p>
+      <w:pPr>
+        <w:pStyle w:val="ListBullet"/>
+        <w:spacing w:after="40"/>
+        <w:ind w:left="283"/>
+      </w:pPr>
       <w:r>
         <w:rPr>
-          <w:b/>
+          <w:rFonts w:ascii="Calibri" w:hAnsi="Calibri"/>
+          <w:b w:val="0"/>
+          <w:i w:val="0"/>
+          <w:color w:val="333333"/>
+          <w:sz w:val="20"/>
         </w:rPr>
-        <w:t xml:space="preserve">• Ejercicio 4: Exportar: </w:t>
+        <w:t>Por marca y modelo.</w:t>
       </w:r>
+    </w:p>
+    <w:p>
+      <w:pPr>
+        <w:pStyle w:val="ListBullet"/>
+        <w:spacing w:after="40"/>
+        <w:ind w:left="283"/>
+      </w:pPr>
       <w:r>
         <w:rPr>
+          <w:rFonts w:ascii="Calibri" w:hAnsi="Calibri"/>
+          <w:b w:val="0"/>
+          <w:i w:val="0"/>
+          <w:color w:val="333333"/>
           <w:sz w:val="20"/>
         </w:rPr>
-        <w:t>Filtrar equipos por un servicio → Exportar a Excel → Verificar el archivo descargado</w:t>
+        <w:t>Por ubicación actual.</w:t>
       </w:r>
     </w:p>
+    <w:p>
+      <w:pPr>
+        <w:pStyle w:val="ListBullet"/>
+        <w:spacing w:after="40"/>
+        <w:ind w:left="283"/>
+      </w:pPr>
+      <w:r>
+        <w:rPr>
+          <w:rFonts w:ascii="Calibri" w:hAnsi="Calibri"/>
+          <w:b w:val="0"/>
+          <w:i w:val="0"/>
+          <w:color w:val="333333"/>
+          <w:sz w:val="20"/>
+        </w:rPr>
+        <w:t>Texto libre (busca en nombre, código, descripción).</w:t>
+      </w:r>
+    </w:p>
+    <w:p>
+      <w:pPr>
+        <w:spacing w:before="280" w:after="80"/>
+      </w:pPr>
+      <w:r>
+        <w:rPr>
+          <w:rFonts w:ascii="Calibri" w:hAnsi="Calibri"/>
+          <w:b/>
+          <w:i w:val="0"/>
+          <w:color w:val="1D293D"/>
+          <w:sz w:val="28"/>
+        </w:rPr>
+        <w:t>6. Descargar documentos</w:t>
+      </w:r>
+    </w:p>
+    <w:p>
+      <w:pPr>
+        <w:spacing w:after="80"/>
+      </w:pPr>
+      <w:r>
+        <w:rPr>
+          <w:rFonts w:ascii="Calibri" w:hAnsi="Calibri"/>
+          <w:b w:val="0"/>
+          <w:i w:val="0"/>
+          <w:color w:val="333333"/>
+          <w:sz w:val="20"/>
+        </w:rPr>
+        <w:t>Tabla 4. Opciones de descarga disponibles para cada equipo.</w:t>
+      </w:r>
+    </w:p>
+    <w:tbl>
+      <w:tblPr>
+        <w:tblStyle w:val="TableGrid"/>
+        <w:tblW w:type="auto" w:w="0"/>
+        <w:jc w:val="left"/>
+        <w:tblLook w:firstColumn="1" w:firstRow="1" w:lastColumn="0" w:lastRow="0" w:noHBand="0" w:noVBand="1" w:val="04A0"/>
+      </w:tblPr>
+      <w:tblGrid>
+        <w:gridCol w:w="3041"/>
+        <w:gridCol w:w="3041"/>
+        <w:gridCol w:w="3041"/>
+      </w:tblGrid>
+      <w:tr>
+        <w:tc>
+          <w:tcPr>
+            <w:tcW w:type="dxa" w:w="2835"/>
+            <w:shd w:fill="1D293D"/>
+          </w:tcPr>
+          <w:p>
+            <w:r>
+              <w:rPr>
+                <w:rFonts w:ascii="Calibri" w:hAnsi="Calibri"/>
+                <w:b/>
+                <w:i w:val="0"/>
+                <w:color w:val="FFFFFF"/>
+                <w:sz w:val="18"/>
+              </w:rPr>
+              <w:t>Documento</w:t>
+            </w:r>
+          </w:p>
+        </w:tc>
+        <w:tc>
+          <w:tcPr>
+            <w:tcW w:type="dxa" w:w="2268"/>
+            <w:shd w:fill="1D293D"/>
+          </w:tcPr>
+          <w:p>
+            <w:r>
+              <w:rPr>
+                <w:rFonts w:ascii="Calibri" w:hAnsi="Calibri"/>
+                <w:b/>
+                <w:i w:val="0"/>
+                <w:color w:val="FFFFFF"/>
+                <w:sz w:val="18"/>
+              </w:rPr>
+              <w:t>Formato</w:t>
+            </w:r>
+          </w:p>
+        </w:tc>
+        <w:tc>
+          <w:tcPr>
+            <w:tcW w:type="dxa" w:w="5102"/>
+            <w:shd w:fill="1D293D"/>
+          </w:tcPr>
+          <w:p>
+            <w:r>
+              <w:rPr>
+                <w:rFonts w:ascii="Calibri" w:hAnsi="Calibri"/>
+                <w:b/>
+                <w:i w:val="0"/>
+                <w:color w:val="FFFFFF"/>
+                <w:sz w:val="18"/>
+              </w:rPr>
+              <w:t>Contenido</w:t>
+            </w:r>
+          </w:p>
+        </w:tc>
+      </w:tr>
+      <w:tr>
+        <w:tc>
+          <w:tcPr>
+            <w:tcW w:type="dxa" w:w="2835"/>
+            <w:shd w:fill="F2F6FB"/>
+          </w:tcPr>
+          <w:p>
+            <w:r>
+              <w:rPr>
+                <w:rFonts w:ascii="Calibri" w:hAnsi="Calibri"/>
+                <w:b w:val="0"/>
+                <w:i w:val="0"/>
+                <w:color w:val="333333"/>
+                <w:sz w:val="18"/>
+              </w:rPr>
+              <w:t>Ficha técnica</w:t>
+            </w:r>
+          </w:p>
+        </w:tc>
+        <w:tc>
+          <w:tcPr>
+            <w:tcW w:type="dxa" w:w="2268"/>
+            <w:shd w:fill="F2F6FB"/>
+          </w:tcPr>
+          <w:p>
+            <w:r>
+              <w:rPr>
+                <w:rFonts w:ascii="Calibri" w:hAnsi="Calibri"/>
+                <w:b w:val="0"/>
+                <w:i w:val="0"/>
+                <w:color w:val="333333"/>
+                <w:sz w:val="18"/>
+              </w:rPr>
+              <w:t>PDF</w:t>
+            </w:r>
+          </w:p>
+        </w:tc>
+        <w:tc>
+          <w:tcPr>
+            <w:tcW w:type="dxa" w:w="5102"/>
+            <w:shd w:fill="F2F6FB"/>
+          </w:tcPr>
+          <w:p>
+            <w:r>
+              <w:rPr>
+                <w:rFonts w:ascii="Calibri" w:hAnsi="Calibri"/>
+                <w:b w:val="0"/>
+                <w:i w:val="0"/>
+                <w:color w:val="333333"/>
+                <w:sz w:val="18"/>
+              </w:rPr>
+              <w:t>Información completa del equipo en un solo documento imprimible.</w:t>
+            </w:r>
+          </w:p>
+        </w:tc>
+      </w:tr>
+      <w:tr>
+        <w:tc>
+          <w:tcPr>
+            <w:tcW w:type="dxa" w:w="2835"/>
+            <w:shd w:fill="FFFFFF"/>
+          </w:tcPr>
+          <w:p>
+            <w:r>
+              <w:rPr>
+                <w:rFonts w:ascii="Calibri" w:hAnsi="Calibri"/>
+                <w:b w:val="0"/>
+                <w:i w:val="0"/>
+                <w:color w:val="333333"/>
+                <w:sz w:val="18"/>
+              </w:rPr>
+              <w:t>Mantenimientos</w:t>
+            </w:r>
+          </w:p>
+        </w:tc>
+        <w:tc>
+          <w:tcPr>
+            <w:tcW w:type="dxa" w:w="2268"/>
+            <w:shd w:fill="FFFFFF"/>
+          </w:tcPr>
+          <w:p>
+            <w:r>
+              <w:rPr>
+                <w:rFonts w:ascii="Calibri" w:hAnsi="Calibri"/>
+                <w:b w:val="0"/>
+                <w:i w:val="0"/>
+                <w:color w:val="333333"/>
+                <w:sz w:val="18"/>
+              </w:rPr>
+              <w:t>Excel</w:t>
+            </w:r>
+          </w:p>
+        </w:tc>
+        <w:tc>
+          <w:tcPr>
+            <w:tcW w:type="dxa" w:w="5102"/>
+            <w:shd w:fill="FFFFFF"/>
+          </w:tcPr>
+          <w:p>
+            <w:r>
+              <w:rPr>
+                <w:rFonts w:ascii="Calibri" w:hAnsi="Calibri"/>
+                <w:b w:val="0"/>
+                <w:i w:val="0"/>
+                <w:color w:val="333333"/>
+                <w:sz w:val="18"/>
+              </w:rPr>
+              <w:t>Historial de todos los mantenimientos preventivos y correctivos.</w:t>
+            </w:r>
+          </w:p>
+        </w:tc>
+      </w:tr>
+      <w:tr>
+        <w:tc>
+          <w:tcPr>
+            <w:tcW w:type="dxa" w:w="2835"/>
+            <w:shd w:fill="F2F6FB"/>
+          </w:tcPr>
+          <w:p>
+            <w:r>
+              <w:rPr>
+                <w:rFonts w:ascii="Calibri" w:hAnsi="Calibri"/>
+                <w:b w:val="0"/>
+                <w:i w:val="0"/>
+                <w:color w:val="333333"/>
+                <w:sz w:val="18"/>
+              </w:rPr>
+              <w:t>Calibraciones</w:t>
+            </w:r>
+          </w:p>
+        </w:tc>
+        <w:tc>
+          <w:tcPr>
+            <w:tcW w:type="dxa" w:w="2268"/>
+            <w:shd w:fill="F2F6FB"/>
+          </w:tcPr>
+          <w:p>
+            <w:r>
+              <w:rPr>
+                <w:rFonts w:ascii="Calibri" w:hAnsi="Calibri"/>
+                <w:b w:val="0"/>
+                <w:i w:val="0"/>
+                <w:color w:val="333333"/>
+                <w:sz w:val="18"/>
+              </w:rPr>
+              <w:t>Excel</w:t>
+            </w:r>
+          </w:p>
+        </w:tc>
+        <w:tc>
+          <w:tcPr>
+            <w:tcW w:type="dxa" w:w="5102"/>
+            <w:shd w:fill="F2F6FB"/>
+          </w:tcPr>
+          <w:p>
+            <w:r>
+              <w:rPr>
+                <w:rFonts w:ascii="Calibri" w:hAnsi="Calibri"/>
+                <w:b w:val="0"/>
+                <w:i w:val="0"/>
+                <w:color w:val="333333"/>
+                <w:sz w:val="18"/>
+              </w:rPr>
+              <w:t>Registro completo de calibraciones realizadas.</w:t>
+            </w:r>
+          </w:p>
+        </w:tc>
+      </w:tr>
+    </w:tbl>
     <w:p/>
     <w:p>
       <w:pPr>
-        <w:pStyle w:val="Heading1"/>
+        <w:spacing w:before="280" w:after="80"/>
       </w:pPr>
       <w:r>
         <w:rPr>
-          <w:color w:val="1D6FBF"/>
+          <w:rFonts w:ascii="Calibri" w:hAnsi="Calibri"/>
+          <w:b/>
+          <w:i w:val="0"/>
+          <w:color w:val="1D293D"/>
+          <w:sz w:val="28"/>
         </w:rPr>
-        <w:t>Puntos Clave — Sesión 1</w:t>
+        <w:t>7. Práctica: Buscar y consultar un equipo</w:t>
       </w:r>
     </w:p>
     <w:p>
+      <w:pPr>
+        <w:spacing w:after="80"/>
+      </w:pPr>
       <w:r>
         <w:rPr>
-          <w:b/>
+          <w:rFonts w:ascii="Calibri" w:hAnsi="Calibri"/>
+          <w:b w:val="0"/>
+          <w:i w:val="0"/>
+          <w:color w:val="333333"/>
           <w:sz w:val="20"/>
         </w:rPr>
-        <w:t>🔑  EVA es el repositorio central de todos los equipos del HUV. Mantenerlo actualizado es responsabilidad de todos.</w:t>
+        <w:t>Ejercicio práctico para consolidar lo aprendido:</w:t>
       </w:r>
     </w:p>
     <w:p>
+      <w:pPr>
+        <w:pStyle w:val="ListBullet"/>
+        <w:spacing w:after="40"/>
+        <w:ind w:left="283"/>
+      </w:pPr>
       <w:r>
         <w:rPr>
-          <w:b/>
+          <w:rFonts w:ascii="Calibri" w:hAnsi="Calibri"/>
+          <w:b w:val="0"/>
+          <w:i w:val="0"/>
+          <w:color w:val="333333"/>
           <w:sz w:val="20"/>
         </w:rPr>
-        <w:t>🔑  Cada equipo tiene un código único que lo identifica en todo el sistema.</w:t>
+        <w:t>Abra el módulo de Equipos → Biomédicos.</w:t>
       </w:r>
     </w:p>
     <w:p>
+      <w:pPr>
+        <w:pStyle w:val="ListBullet"/>
+        <w:spacing w:after="40"/>
+        <w:ind w:left="283"/>
+      </w:pPr>
       <w:r>
         <w:rPr>
-          <w:b/>
+          <w:rFonts w:ascii="Calibri" w:hAnsi="Calibri"/>
+          <w:b w:val="0"/>
+          <w:i w:val="0"/>
+          <w:color w:val="333333"/>
           <w:sz w:val="20"/>
         </w:rPr>
-        <w:t>🔑  Los filtros son poderosos: combinar múltiples criterios para encontrar grupos específicos.</w:t>
+        <w:t>Busque un equipo del servicio 'URGENCIAS'.</w:t>
       </w:r>
     </w:p>
     <w:p>
+      <w:pPr>
+        <w:pStyle w:val="ListBullet"/>
+        <w:spacing w:after="40"/>
+        <w:ind w:left="283"/>
+      </w:pPr>
       <w:r>
         <w:rPr>
-          <w:b/>
+          <w:rFonts w:ascii="Calibri" w:hAnsi="Calibri"/>
+          <w:b w:val="0"/>
+          <w:i w:val="0"/>
+          <w:color w:val="333333"/>
           <w:sz w:val="20"/>
         </w:rPr>
-        <w:t>🔑  Los cambios son auditados: el sistema registra quién realizó cada modificación y cuándo.</w:t>
+        <w:t>Abra el detalle y revise el historial de mantenimientos.</w:t>
+      </w:r>
+    </w:p>
+    <w:p>
+      <w:pPr>
+        <w:pStyle w:val="ListBullet"/>
+        <w:spacing w:after="40"/>
+        <w:ind w:left="283"/>
+      </w:pPr>
+      <w:r>
+        <w:rPr>
+          <w:rFonts w:ascii="Calibri" w:hAnsi="Calibri"/>
+          <w:b w:val="0"/>
+          <w:i w:val="0"/>
+          <w:color w:val="333333"/>
+          <w:sz w:val="20"/>
+        </w:rPr>
+        <w:t>Descargue la ficha técnica en PDF.</w:t>
+      </w:r>
+    </w:p>
+    <w:p>
+      <w:pPr>
+        <w:pStyle w:val="ListBullet"/>
+        <w:spacing w:after="40"/>
+        <w:ind w:left="283"/>
+      </w:pPr>
+      <w:r>
+        <w:rPr>
+          <w:rFonts w:ascii="Calibri" w:hAnsi="Calibri"/>
+          <w:b w:val="0"/>
+          <w:i w:val="0"/>
+          <w:color w:val="333333"/>
+          <w:sz w:val="20"/>
+        </w:rPr>
+        <w:t>Vuelva a la lista y exporte los datos a Excel.</w:t>
+      </w:r>
+    </w:p>
+    <w:p>
+      <w:pPr>
+        <w:spacing w:before="280" w:after="80"/>
+      </w:pPr>
+      <w:r>
+        <w:rPr>
+          <w:rFonts w:ascii="Calibri" w:hAnsi="Calibri"/>
+          <w:b/>
+          <w:i w:val="0"/>
+          <w:color w:val="1D293D"/>
+          <w:sz w:val="28"/>
+        </w:rPr>
+        <w:t>8. Próxima sesión</w:t>
+      </w:r>
+    </w:p>
+    <w:p>
+      <w:pPr>
+        <w:spacing w:after="80"/>
+      </w:pPr>
+      <w:r>
+        <w:rPr>
+          <w:rFonts w:ascii="Calibri" w:hAnsi="Calibri"/>
+          <w:b w:val="0"/>
+          <w:i w:val="0"/>
+          <w:color w:val="333333"/>
+          <w:sz w:val="20"/>
+        </w:rPr>
+        <w:t>En la Sesión 2 aprenderemos a crear y gestionar tickets de mantenimiento correctivo, así como a registrar la ejecución del mantenimiento preventivo programado.</w:t>
       </w:r>
     </w:p>
     <w:sectPr>
       <w:pgSz w:w="12240" w:h="15840"/>
-      <w:pgMar w:top="1440" w:right="1800" w:bottom="1440" w:left="1800" w:header="720" w:footer="720" w:gutter="0"/>
+      <w:pgMar w:top="1417" w:right="1417" w:bottom="1417" w:left="1701" w:header="720" w:footer="720" w:gutter="0"/>
       <w:cols w:space="720"/>
       <w:docGrid w:linePitch="360"/>
     </w:sectPr>
